--- a/app/templates/PLI_M43.docx
+++ b/app/templates/PLI_M43.docx
@@ -123,7 +123,7 @@
           <w:sz-cs w:val="24"/>
           <w:i/>
         </w:rPr>
-        <w:t>Đăng ký lần đầu, ngày{dk_lan_dau_ngay}tháng{dk_lan_dau_thang}năm{dk_lan_dau_nam}</w:t>
+        <w:t>Đăng ký lần đầu, ngày {dk_lan_dau_ngay} tháng {dk_lan_dau_thang} năm {dk_lan_dau_nam}</w:t>
       </w:r>
     </w:p>
     <w:p>
@@ -138,7 +138,7 @@
           <w:sz-cs w:val="24"/>
           <w:i/>
         </w:rPr>
-        <w:t>Đăng ký thay đổi lần thứ: {dk_thay_doi_lan_thu}ngày{dk_thay_doi_ngay}tháng{dk_thay_doi_thang}năm{dk_thay_doi_nam}</w:t>
+        <w:t>Đăng ký thay đổi lần thứ: {dk_thay_doi_lan_thu} ngày {dk_thay_doi_ngay} tháng {dk_thay_doi_thang} năm {dk_thay_doi_nam}</w:t>
       </w:r>
     </w:p>
     <w:p>
@@ -272,20 +272,20 @@
           <w:sz w:val="24"/>
           <w:sz-cs w:val="24"/>
         </w:rPr>
-        <w:t>Điện thoại: {dien_thoai_khac}Số fax: {fax}</w:t>
-      </w:r>
-    </w:p>
-    <w:p>
-      <w:pPr>
-        <w:spacing w:before="120"/>
-      </w:pPr>
-      <w:r>
-        <w:rPr>
-          <w:rFonts w:ascii="Arial" w:hAnsi="Arial" w:cs="Arial"/>
-          <w:sz w:val="24"/>
-          <w:sz-cs w:val="24"/>
-        </w:rPr>
-        <w:t>Thư điện tử: {email_khac}Website: {website}</w:t>
+        <w:t>Điện thoại: {dien_thoai_khac} Số fax: {fax}</w:t>
+      </w:r>
+    </w:p>
+    <w:p>
+      <w:pPr>
+        <w:spacing w:before="120"/>
+      </w:pPr>
+      <w:r>
+        <w:rPr>
+          <w:rFonts w:ascii="Arial" w:hAnsi="Arial" w:cs="Arial"/>
+          <w:sz w:val="24"/>
+          <w:sz-cs w:val="24"/>
+        </w:rPr>
+        <w:t>Thư điện tử: {email_khac} Website: {website}</w:t>
       </w:r>
     </w:p>
     <w:p>

--- a/app/templates/PLI_M43.docx
+++ b/app/templates/PLI_M43.docx
@@ -434,41 +434,41 @@
           <w:sz w:val="24"/>
           <w:sz-cs w:val="24"/>
         </w:rPr>
-        <w:t xml:space="preserve">Tên doanh nghiệp</w:t>
-      </w:r>
-      <w:r>
-        <w:rPr>
-          <w:rFonts w:ascii="Arial" w:hAnsi="Arial" w:cs="Arial"/>
-          <w:sz w:val="24"/>
-          <w:sz-cs w:val="24"/>
-          <w:b/>
-        </w:rPr>
-        <w:t xml:space="preserve">/</w:t>
-      </w:r>
-      <w:r>
-        <w:rPr>
-          <w:rFonts w:ascii="Arial" w:hAnsi="Arial" w:cs="Arial"/>
-          <w:sz w:val="24"/>
-          <w:sz-cs w:val="24"/>
-        </w:rPr>
-        <w:t xml:space="preserve">chi nhánh (</w:t>
-      </w:r>
-      <w:r>
-        <w:rPr>
-          <w:rFonts w:ascii="Arial" w:hAnsi="Arial" w:cs="Arial"/>
-          <w:sz w:val="24"/>
-          <w:sz-cs w:val="24"/>
-          <w:i/>
-        </w:rPr>
-        <w:t xml:space="preserve">ghi bằng chữ in hoa</w:t>
-      </w:r>
-      <w:r>
-        <w:rPr>
-          <w:rFonts w:ascii="Arial" w:hAnsi="Arial" w:cs="Arial"/>
-          <w:sz w:val="24"/>
-          <w:sz-cs w:val="24"/>
-        </w:rPr>
-        <w:t xml:space="preserve">): …………………………………………..</w:t>
+        <w:t>Tên doanh nghiệp</w:t>
+      </w:r>
+      <w:r>
+        <w:rPr>
+          <w:rFonts w:ascii="Arial" w:hAnsi="Arial" w:cs="Arial"/>
+          <w:sz w:val="24"/>
+          <w:sz-cs w:val="24"/>
+          <w:b/>
+        </w:rPr>
+        <w:t>/</w:t>
+      </w:r>
+      <w:r>
+        <w:rPr>
+          <w:rFonts w:ascii="Arial" w:hAnsi="Arial" w:cs="Arial"/>
+          <w:sz w:val="24"/>
+          <w:sz-cs w:val="24"/>
+        </w:rPr>
+        <w:t>chi nhánh (</w:t>
+      </w:r>
+      <w:r>
+        <w:rPr>
+          <w:rFonts w:ascii="Arial" w:hAnsi="Arial" w:cs="Arial"/>
+          <w:sz w:val="24"/>
+          <w:sz-cs w:val="24"/>
+          <w:i/>
+        </w:rPr>
+        <w:t>ghi bằng chữ in hoa</w:t>
+      </w:r>
+      <w:r>
+        <w:rPr>
+          <w:rFonts w:ascii="Arial" w:hAnsi="Arial" w:cs="Arial"/>
+          <w:sz w:val="24"/>
+          <w:sz-cs w:val="24"/>
+        </w:rPr>
+        <w:t>): {dn.ten_tieng_viet}</w:t>
       </w:r>
     </w:p>
     <w:p>

--- a/app/templates/PLI_M43.docx
+++ b/app/templates/PLI_M43.docx
@@ -394,7 +394,7 @@
           <w:sz w:val="24"/>
           <w:sz-cs w:val="24"/>
         </w:rPr>
-        <w:t>): {so_ho_chieu} Ngày cấp: … Nơi cấp: {ngay_cap}</w:t>
+        <w:t>): {so_ho_chieu} Ngày cấp: {ngay_cap} Nơi cấp: {noi_cap}</w:t>
       </w:r>
     </w:p>
     <w:p>
